--- a/docx/202.Nhận thông báo trên Cổng_SRS_AI_Generated.docx
+++ b/docx/202.Nhận thông báo trên Cổng_SRS_AI_Generated.docx
@@ -259,7 +259,7 @@
     </w:p>
     <w:p>
       <w:r>
-        <w:t xml:space="preserve">Biểu tượng chuông thông báo (Bell Icon) cố định trên thanh header toàn cục của Cổng Pháp luật Quốc gia, hiển thị ở góc phải màn hình, cạnh avatar người dùng. Luôn hiển thị khi người dùng đã đăng nhập.</w:t>
+        <w:t xml:space="preserve">Biểu tượng chuông thông báo (Bell biểu tượng) cố định trên thanh phần đầu trang toàn cục của Cổng Pháp luật Quốc gia, hiển thị ở góc phải màn hình, cạnh ảnh đại diện người dùng. Luôn hiển thị khi người dùng đã đăng nhập.</w:t>
       </w:r>
     </w:p>
     <w:p>
@@ -525,7 +525,7 @@
                 <w:sz w:val="18"/>
                 <w:szCs w:val="18"/>
               </w:rPr>
-              <w:t xml:space="preserve">Biểu tượng chuông (🔔) SVG, kích thước 24x24px, màu trắng hoặc xám tùy theme header. Khi có thông báo mới chưa đọc, icon rung lắc nhẹ (CSS animation shake 0.5s) để thu hút sự chú ý.</w:t>
+              <w:t xml:space="preserve">Biểu tượng chuông (🔔) SVG, kích thước 24x24px, màu trắng hoặc xám tùy theme phần đầu trang. Khi có thông báo mới chưa đọc, biểu tượng rung lắc nhẹ (CSS animation shake 0.5s) để thu hút sự chú ý.</w:t>
             </w:r>
           </w:p>
         </w:tc>
@@ -630,7 +630,7 @@
                 <w:sz w:val="18"/>
                 <w:szCs w:val="18"/>
               </w:rPr>
-              <w:t xml:space="preserve">Hình tròn màu đỏ (#E53E3E) nằm ở góc trên phải của bell icon, hiển thị số lượng thông báo chưa đọc. Hiển thị số thực nếu ≤ 99, hiển thị "99+" nếu vượt quá. Ẩn khi không có thông báo chưa đọc. Font size 10px, bold, màu chữ trắng.</w:t>
+              <w:t xml:space="preserve">Hình tròn màu đỏ (#E53E3E) nằm ở góc trên phải của bell biểu tượng, hiển thị số lượng thông báo chưa đọc. Hiển thị số thực nếu ≤ 99, hiển thị "99+" nếu vượt quá. Ẩn khi không có thông báo chưa đọc. Font size 10px, bold, màu chữ trắng.</w:t>
             </w:r>
           </w:p>
         </w:tc>
@@ -735,7 +735,7 @@
                 <w:sz w:val="18"/>
                 <w:szCs w:val="18"/>
               </w:rPr>
-              <w:t xml:space="preserve">Khi hover vào bell icon hiển thị tooltip "Thông báo (X chưa đọc)" hoặc "Thông báo" nếu không có chưa đọc.</w:t>
+              <w:t xml:space="preserve">Khi rê chuột vào bell biểu tượng hiển thị tooltip "Thông báo (X chưa đọc)" hoặc "Thông báo" nếu không có chưa đọc.</w:t>
             </w:r>
           </w:p>
         </w:tc>
@@ -964,7 +964,7 @@
                 <w:sz w:val="18"/>
                 <w:szCs w:val="18"/>
               </w:rPr>
-              <w:t xml:space="preserve">Click vào bell icon → mở Notification Dropdown Panel (MH02). Nếu panel đang mở thì đóng lại (toggle).</w:t>
+              <w:t xml:space="preserve">Click vào bell biểu tượng → mở Notification danh sách thả xuống Panel (MH02). Nếu panel đang mở thì đóng lại (toggle).</w:t>
             </w:r>
           </w:p>
         </w:tc>
@@ -1049,7 +1049,7 @@
                 <w:sz w:val="18"/>
                 <w:szCs w:val="18"/>
               </w:rPr>
-              <w:t xml:space="preserve">Hệ thống tự động cập nhật số badge khi có thông báo mới mà không cần reload trang. Sử dụng WebSocket hoặc SSE. Badge tăng lên khi nhận thông báo mới, giảm xuống khi người dùng đọc thông báo.</w:t>
+              <w:t xml:space="preserve">Hệ thống tự động cập nhật số nhãn khi có thông báo mới mà không cần reload trang. Sử dụng WebSocket hoặc SSE. nhãn tăng lên khi nhận thông báo mới, giảm xuống khi người dùng đọc thông báo.</w:t>
             </w:r>
           </w:p>
         </w:tc>
@@ -1134,7 +1134,7 @@
                 <w:sz w:val="18"/>
                 <w:szCs w:val="18"/>
               </w:rPr>
-              <w:t xml:space="preserve">Khi nhận thông báo mới, bell icon thực hiện animation rung lắc (keyframe: rotate -15deg → +15deg, 3 lần, 0.1s mỗi lần) để thu hút sự chú ý của người dùng. Animation chỉ chạy 1 lần khi nhận thông báo mới, không lặp vô hạn.</w:t>
+              <w:t xml:space="preserve">Khi nhận thông báo mới, bell biểu tượng thực hiện animation rung lắc (keyframe: rotate -15deg → +15deg, 3 lần, 0.1s mỗi lần) để thu hút sự chú ý của người dùng. Animation chỉ chạy 1 lần khi nhận thông báo mới, không lặp vô hạn.</w:t>
             </w:r>
           </w:p>
         </w:tc>
@@ -1193,7 +1193,7 @@
     </w:p>
     <w:p>
       <w:r>
-        <w:t xml:space="preserve">Panel dropdown xuất hiện khi click vào bell icon, hiển thị preview 5-10 thông báo mới nhất dạng slide-down. Panel này là điểm vào nhanh để xem thông báo mà không cần rời khỏi trang hiện tại.</w:t>
+        <w:t xml:space="preserve">Panel danh sách thả xuống xuất hiện khi click vào bell biểu tượng, hiển thị preview 5-10 thông báo mới nhất dạng slide-down. Panel này là điểm vào nhanh để xem thông báo mà không cần rời khỏi trang hiện tại.</w:t>
       </w:r>
     </w:p>
     <w:p>
@@ -1459,7 +1459,7 @@
                 <w:sz w:val="18"/>
                 <w:szCs w:val="18"/>
               </w:rPr>
-              <w:t xml:space="preserve">Tiêu đề panel "Thông báo" ở bên trái, bên phải có link "Đánh dấu tất cả đã đọc" (chỉ hiển thị khi có thông báo chưa đọc) và icon đóng (X).</w:t>
+              <w:t xml:space="preserve">Tiêu đề panel "Thông báo" ở bên trái, bên phải có liên kết "Đánh dấu tất cả đã đọc" (chỉ hiển thị khi có thông báo chưa đọc) và biểu tượng đóng (X).</w:t>
             </w:r>
           </w:p>
         </w:tc>
@@ -1564,7 +1564,7 @@
                 <w:sz w:val="18"/>
                 <w:szCs w:val="18"/>
               </w:rPr>
-              <w:t xml:space="preserve">Hiển thị tối đa 10 thông báo mới nhất, sắp xếp theo thời gian giảm dần (mới nhất lên đầu). Mỗi item có: icon loại thông báo + nội dung tóm tắt + thời gian tương đối. Item chưa đọc có nền xanh nhạt (#EBF8FF) hoặc chấm tròn xanh (#3182CE) bên trái.</w:t>
+              <w:t xml:space="preserve">Hiển thị tối đa 10 thông báo mới nhất, sắp xếp theo thời gian giảm dần (mới nhất lên đầu). Mỗi item có: biểu tượng loại thông báo + nội dung tóm tắt + thời gian tương đối. Item chưa đọc có nền xanh nhạt (#EBF8FF) hoặc chấm tròn xanh (#3182CE) bên trái.</w:t>
             </w:r>
           </w:p>
         </w:tc>
@@ -1669,7 +1669,7 @@
                 <w:sz w:val="18"/>
                 <w:szCs w:val="18"/>
               </w:rPr>
-              <w:t xml:space="preserve">Icon màu sắc phân biệt theo loại: 📜 Văn bản QPPL (xanh lá), 📝 Dự thảo (cam), ❓ Hỏi đáp (tím), 📰 Tin bài (xanh dương), ⚙️ Hệ thống (xám).</w:t>
+              <w:t xml:space="preserve">biểu tượng màu sắc phân biệt theo loại: 📜 Văn bản QPPL (xanh lá), 📝 Dự thảo (cam), ❓ Hỏi đáp (tím), 📰 Tin bài (xanh dương), ⚙️ Hệ thống (xám).</w:t>
             </w:r>
           </w:p>
         </w:tc>
@@ -2089,7 +2089,7 @@
                 <w:sz w:val="18"/>
                 <w:szCs w:val="18"/>
               </w:rPr>
-              <w:t xml:space="preserve">Khi không có thông báo nào: hiển thị icon chuông xám + text "Chưa có thông báo nào. Hãy đăng ký theo dõi lĩnh vực quan tâm để nhận thông báo."</w:t>
+              <w:t xml:space="preserve">Khi không có thông báo nào: hiển thị biểu tượng chuông xám + text "Chưa có thông báo nào. Hãy đăng ký theo dõi lĩnh vực quan tâm để nhận thông báo."</w:t>
             </w:r>
           </w:p>
         </w:tc>
@@ -2403,7 +2403,7 @@
                 <w:sz w:val="18"/>
                 <w:szCs w:val="18"/>
               </w:rPr>
-              <w:t xml:space="preserve">Click vào một thông báo trong dropdown → tự động đánh dấu thông báo đó là đã đọc → điều hướng đến nội dung liên quan (trang văn bản, dự thảo, tin bài...) hoặc trang chi tiết thông báo (UC205).</w:t>
+              <w:t xml:space="preserve">Click vào một thông báo trong danh sách thả xuống → tự động đánh dấu thông báo đó là đã đọc → điều hướng đến nội dung liên quan (trang văn bản, dự thảo, tin bài...) hoặc trang chi tiết thông báo (UC205).</w:t>
             </w:r>
           </w:p>
         </w:tc>
@@ -2488,7 +2488,7 @@
                 <w:sz w:val="18"/>
                 <w:szCs w:val="18"/>
               </w:rPr>
-              <w:t xml:space="preserve">Click "Đánh dấu tất cả đã đọc" → gọi API mark-all-read → badge số về 0 → tất cả item trong panel chuyển trạng thái đã đọc (bỏ highlight xanh) → hiển thị toast thành công "Đã đánh dấu tất cả thông báo là đã đọc".</w:t>
+              <w:t xml:space="preserve">Click "Đánh dấu tất cả đã đọc" → gọi API mark-all-read → nhãn số về 0 → tất cả item trong panel chuyển trạng thái đã đọc (bỏ highlight xanh) → hiển thị thông báo nhỏ thành công "Đã đánh dấu tất cả thông báo là đã đọc".</w:t>
             </w:r>
           </w:p>
         </w:tc>
@@ -2658,7 +2658,7 @@
                 <w:sz w:val="18"/>
                 <w:szCs w:val="18"/>
               </w:rPr>
-              <w:t xml:space="preserve">Nếu có hơn 5 thông báo, panel có scroll dọc tối đa height 480px. Luôn hiển thị link "Xem tất cả" cố định ở cuối (sticky footer).</w:t>
+              <w:t xml:space="preserve">Nếu có hơn 5 thông báo, panel có cuộn trang dọc tối đa height 480px. Luôn hiển thị liên kết "Xem tất cả" cố định ở cuối (sticky phần cuối trang).</w:t>
             </w:r>
           </w:p>
         </w:tc>
@@ -2717,7 +2717,7 @@
     </w:p>
     <w:p>
       <w:r>
-        <w:t xml:space="preserve">Thông báo nhỏ dạng toast xuất hiện ở góc dưới bên phải màn hình khi hệ thống nhận được thông báo mới real-time trong lúc người dùng đang duyệt web. Toast không làm gián đoạn thao tác của người dùng và tự động biến mất sau vài giây.</w:t>
+        <w:t xml:space="preserve">Thông báo nhỏ dạng thông báo nhỏ xuất hiện ở góc dưới bên phải màn hình khi hệ thống nhận được thông báo mới real-time trong lúc người dùng đang duyệt web. thông báo nhỏ không làm gián đoạn thao tác của người dùng và tự động biến mất sau vài giây.</w:t>
       </w:r>
     </w:p>
     <w:p>
@@ -2983,7 +2983,7 @@
                 <w:sz w:val="18"/>
                 <w:szCs w:val="18"/>
               </w:rPr>
-              <w:t xml:space="preserve">Card bo góc 8px, nền trắng, box-shadow nhẹ, width 320px, padding 12px 16px. Xuất hiện từ phải màn hình (slide-in from right animation 0.3s ease). Vị trí: fixed, bottom: 24px, right: 24px. Có thể stack nhiều toast (cách nhau 8px).</w:t>
+              <w:t xml:space="preserve">Card bo góc 8px, nền trắng, box-shadow nhẹ, width 320px, padding 12px 16px. Xuất hiện từ phải màn hình (slide-in from right animation 0.3s ease). Vị trí: fixed, bottom: 24px, right: 24px. Có thể stack nhiều thông báo nhỏ (cách nhau 8px).</w:t>
             </w:r>
           </w:p>
         </w:tc>
@@ -3088,7 +3088,7 @@
                 <w:sz w:val="18"/>
                 <w:szCs w:val="18"/>
               </w:rPr>
-              <w:t xml:space="preserve">Icon 20x20px phân biệt theo loại thông báo (giống MH02).</w:t>
+              <w:t xml:space="preserve">biểu tượng 20x20px phân biệt theo loại thông báo (giống MH02).</w:t>
             </w:r>
           </w:p>
         </w:tc>
@@ -3508,7 +3508,7 @@
                 <w:sz w:val="18"/>
                 <w:szCs w:val="18"/>
               </w:rPr>
-              <w:t xml:space="preserve">Icon X góc trên phải toast, size 16px. Click để đóng toast ngay lập tức.</w:t>
+              <w:t xml:space="preserve">biểu tượng X góc trên phải thông báo nhỏ, size 16px. Click để đóng thông báo nhỏ ngay lập tức.</w:t>
             </w:r>
           </w:p>
         </w:tc>
@@ -3613,7 +3613,7 @@
                 <w:sz w:val="18"/>
                 <w:szCs w:val="18"/>
               </w:rPr>
-              <w:t xml:space="preserve">Thanh mảnh màu xanh ở đáy toast, chạy từ 100% → 0% trong thời gian auto-dismiss (5 giây). Giúp người dùng biết còn bao lâu toast sẽ biến mất.</w:t>
+              <w:t xml:space="preserve">Thanh mảnh màu xanh ở đáy thông báo nhỏ, chạy từ 100% → 0% trong thời gian auto-dismiss (5 giây). Giúp người dùng biết còn bao lâu thông báo nhỏ sẽ biến mất.</w:t>
             </w:r>
           </w:p>
         </w:tc>
@@ -3842,7 +3842,7 @@
                 <w:sz w:val="18"/>
                 <w:szCs w:val="18"/>
               </w:rPr>
-              <w:t xml:space="preserve">Toast tự động biến mất sau 5 giây (slide-out animation 0.3s). Khi người dùng hover vào toast, timer dừng lại (pause on hover) để họ có thời gian đọc.</w:t>
+              <w:t xml:space="preserve">thông báo nhỏ tự động biến mất sau 5 giây (slide-out animation 0.3s). Khi người dùng rê chuột vào thông báo nhỏ, timer dừng lại (pause on rê chuột) để họ có thời gian đọc.</w:t>
             </w:r>
           </w:p>
         </w:tc>
@@ -3927,7 +3927,7 @@
                 <w:sz w:val="18"/>
                 <w:szCs w:val="18"/>
               </w:rPr>
-              <w:t xml:space="preserve">Click vào toast → đóng toast → điều hướng đến nội dung liên quan của thông báo.</w:t>
+              <w:t xml:space="preserve">Click vào thông báo nhỏ → đóng thông báo nhỏ → điều hướng đến nội dung liên quan của thông báo.</w:t>
             </w:r>
           </w:p>
         </w:tc>
@@ -4012,7 +4012,7 @@
                 <w:sz w:val="18"/>
                 <w:szCs w:val="18"/>
               </w:rPr>
-              <w:t xml:space="preserve">Click icon X → đóng toast ngay lập tức với animation slide-out.</w:t>
+              <w:t xml:space="preserve">Click biểu tượng X → đóng thông báo nhỏ ngay lập tức với animation slide-out.</w:t>
             </w:r>
           </w:p>
         </w:tc>
@@ -4097,7 +4097,7 @@
                 <w:sz w:val="18"/>
                 <w:szCs w:val="18"/>
               </w:rPr>
-              <w:t xml:space="preserve">Nếu có nhiều thông báo đến cùng lúc, stack tối đa 3 toast. Toast thứ 4 trở đi sẽ thay thế toast cũ nhất (FIFO).</w:t>
+              <w:t xml:space="preserve">Nếu có nhiều thông báo đến cùng lúc, stack tối đa 3 thông báo nhỏ. thông báo nhỏ thứ 4 trở đi sẽ thay thế thông báo nhỏ cũ nhất (FIFO).</w:t>
             </w:r>
           </w:p>
         </w:tc>
@@ -4182,7 +4182,7 @@
                 <w:sz w:val="18"/>
                 <w:szCs w:val="18"/>
               </w:rPr>
-              <w:t xml:space="preserve">Nếu người dùng đã bật "Không làm phiền" trong cài đặt, toast không hiển thị nhưng badge vẫn cập nhật.</w:t>
+              <w:t xml:space="preserve">Nếu người dùng đã bật "Không làm phiền" trong cài đặt, thông báo nhỏ không hiển thị nhưng nhãn vẫn cập nhật.</w:t>
             </w:r>
           </w:p>
         </w:tc>
